--- a/docx/recent-changes-maintenance.docx
+++ b/docx/recent-changes-maintenance.docx
@@ -135,7 +135,7 @@
           <w:rPr>
             <w:rStyle w:val="Hyperlink"/>
           </w:rPr>
-          <w:t xml:space="preserve">DO NOT run</w:t>
+          <w:t xml:space="preserve">Running</w:t>
         </w:r>
         <w:r>
           <w:rPr>
@@ -159,7 +159,7 @@
           <w:rPr>
             <w:rStyle w:val="Hyperlink"/>
           </w:rPr>
-          <w:t xml:space="preserve">on this file</w:t>
+          <w:t xml:space="preserve">(this is how the TOC is regenerated)</w:t>
         </w:r>
       </w:hyperlink>
     </w:p>
@@ -429,7 +429,7 @@
         <w:rPr>
           <w:rStyle w:val="VerbatimChar"/>
         </w:rPr>
-        <w:t xml:space="preserve">32, 31, …, 2, 1</w:t>
+        <w:t xml:space="preserve">NN, NN-1, …, 2, 1</w:t>
       </w:r>
       <w:r>
         <w:t xml:space="preserve"> </w:t>
@@ -525,7 +525,7 @@
         <w:t xml:space="preserve"> </w:t>
       </w:r>
       <w:r>
-        <w:t xml:space="preserve">(e.g. after §32 → §33).</w:t>
+        <w:t xml:space="preserve">(e.g. after §38 → §39).</w:t>
       </w:r>
     </w:p>
     <w:p>
@@ -537,7 +537,38 @@
         </w:numPr>
       </w:pPr>
       <w:r>
-        <w:t xml:space="preserve">Date it today; put it first in the</w:t>
+        <w:t xml:space="preserve">Date it today and add its row</w:t>
+      </w:r>
+      <w:r>
+        <w:t xml:space="preserve"> </w:t>
+      </w:r>
+      <w:r>
+        <w:rPr>
+          <w:b/>
+          <w:bCs/>
+        </w:rPr>
+        <w:t xml:space="preserve">first</w:t>
+      </w:r>
+      <w:r>
+        <w:t xml:space="preserve"> </w:t>
+      </w:r>
+      <w:r>
+        <w:t xml:space="preserve">in the</w:t>
+      </w:r>
+      <w:r>
+        <w:t xml:space="preserve"> </w:t>
+      </w:r>
+      <w:r>
+        <w:rPr>
+          <w:rStyle w:val="VerbatimChar"/>
+        </w:rPr>
+        <w:t xml:space="preserve">## Summary of changes</w:t>
+      </w:r>
+      <w:r>
+        <w:t xml:space="preserve"> </w:t>
+      </w:r>
+      <w:r>
+        <w:t xml:space="preserve">table. The</w:t>
       </w:r>
       <w:r>
         <w:t xml:space="preserve"> </w:t>
@@ -552,22 +583,22 @@
         <w:t xml:space="preserve"> </w:t>
       </w:r>
       <w:r>
-        <w:t xml:space="preserve">and</w:t>
-      </w:r>
-      <w:r>
-        <w:t xml:space="preserve"> </w:t>
-      </w:r>
-      <w:r>
-        <w:rPr>
-          <w:rStyle w:val="VerbatimChar"/>
-        </w:rPr>
-        <w:t xml:space="preserve">## Summary of changes</w:t>
-      </w:r>
-      <w:r>
-        <w:t xml:space="preserve"> </w:t>
-      </w:r>
-      <w:r>
-        <w:t xml:space="preserve">table too.</w:t>
+        <w:t xml:space="preserve">is generated from the headings — run</w:t>
+      </w:r>
+      <w:r>
+        <w:t xml:space="preserve"> </w:t>
+      </w:r>
+      <w:r>
+        <w:rPr>
+          <w:rStyle w:val="VerbatimChar"/>
+        </w:rPr>
+        <w:t xml:space="preserve">make fix-docs</w:t>
+      </w:r>
+      <w:r>
+        <w:t xml:space="preserve"> </w:t>
+      </w:r>
+      <w:r>
+        <w:t xml:space="preserve">to regenerate it (see below).</w:t>
       </w:r>
     </w:p>
     <w:p>
@@ -973,7 +1004,23 @@
         <w:t xml:space="preserve"> </w:t>
       </w:r>
       <w:r>
-        <w:t xml:space="preserve">table and the ordering. Without it the entry is unsorted/orphaned (this is exactly how §30 slipped to the bottom once).</w:t>
+        <w:t xml:space="preserve">table and the ordering. Without it the entry is unsorted/orphaned (this is exactly how a section ends up stranded at the bottom). The row text must be</w:t>
+      </w:r>
+      <w:r>
+        <w:t xml:space="preserve"> </w:t>
+      </w:r>
+      <w:r>
+        <w:rPr>
+          <w:b/>
+          <w:bCs/>
+        </w:rPr>
+        <w:t xml:space="preserve">identical</w:t>
+      </w:r>
+      <w:r>
+        <w:t xml:space="preserve"> </w:t>
+      </w:r>
+      <w:r>
+        <w:t xml:space="preserve">in the section and in the summary table — a divergence (e.g. a truncated section row) breaks the one-to-one mapping when the summary table is re-sorted.</w:t>
       </w:r>
     </w:p>
     <w:bookmarkEnd w:id="12"/>
@@ -1272,7 +1319,7 @@
         <w:pStyle w:val="FirstParagraph"/>
       </w:pPr>
       <w:r>
-        <w:t xml:space="preserve">Two hand-maintained blocks reference every section by number:</w:t>
+        <w:t xml:space="preserve">Two blocks reference every section by number:</w:t>
       </w:r>
     </w:p>
     <w:p>
@@ -1310,6 +1357,58 @@
       <w:r>
         <w:t xml:space="preserve">per entry, newest first.</w:t>
       </w:r>
+      <w:r>
+        <w:t xml:space="preserve"> </w:t>
+      </w:r>
+      <w:r>
+        <w:rPr>
+          <w:b/>
+          <w:bCs/>
+        </w:rPr>
+        <w:t xml:space="preserve">Auto-generated</w:t>
+      </w:r>
+      <w:r>
+        <w:t xml:space="preserve">:</w:t>
+      </w:r>
+      <w:r>
+        <w:t xml:space="preserve"> </w:t>
+      </w:r>
+      <w:r>
+        <w:rPr>
+          <w:rStyle w:val="VerbatimChar"/>
+        </w:rPr>
+        <w:t xml:space="preserve">make fix-docs</w:t>
+      </w:r>
+      <w:r>
+        <w:t xml:space="preserve"> </w:t>
+      </w:r>
+      <w:r>
+        <w:t xml:space="preserve">strips the old block and rebuilds it from the H2/H3 headings, sorting numbered runs newest/highest first (</w:t>
+      </w:r>
+      <w:r>
+        <w:rPr>
+          <w:rStyle w:val="VerbatimChar"/>
+        </w:rPr>
+        <w:t xml:space="preserve">Sort-NumberedTocRuns</w:t>
+      </w:r>
+      <w:r>
+        <w:t xml:space="preserve"> </w:t>
+      </w:r>
+      <w:r>
+        <w:t xml:space="preserve">in</w:t>
+      </w:r>
+      <w:r>
+        <w:t xml:space="preserve"> </w:t>
+      </w:r>
+      <w:r>
+        <w:rPr>
+          <w:rStyle w:val="VerbatimChar"/>
+        </w:rPr>
+        <w:t xml:space="preserve">scripts/Docs.Common.ps1</w:t>
+      </w:r>
+      <w:r>
+        <w:t xml:space="preserve">). Do not hand-edit it — manual edits are stripped and regenerated.</w:t>
+      </w:r>
     </w:p>
     <w:p>
       <w:pPr>
@@ -1346,14 +1445,6 @@
       <w:r>
         <w:t xml:space="preserve">row per entry, newest first.</w:t>
       </w:r>
-    </w:p>
-    <w:p>
-      <w:pPr>
-        <w:pStyle w:val="FirstParagraph"/>
-      </w:pPr>
-      <w:r>
-        <w:t xml:space="preserve">When you add or renumber a section,</w:t>
-      </w:r>
       <w:r>
         <w:t xml:space="preserve"> </w:t>
       </w:r>
@@ -1362,13 +1453,58 @@
           <w:b/>
           <w:bCs/>
         </w:rPr>
-        <w:t xml:space="preserve">update both blocks</w:t>
-      </w:r>
-      <w:r>
-        <w:t xml:space="preserve"> </w:t>
-      </w:r>
-      <w:r>
-        <w:t xml:space="preserve">in the same pass (same position, same number). They are NOT auto-regenerated by</w:t>
+        <w:t xml:space="preserve">Hand-maintained</w:t>
+      </w:r>
+      <w:r>
+        <w:t xml:space="preserve">: it is</w:t>
+      </w:r>
+      <w:r>
+        <w:t xml:space="preserve"> </w:t>
+      </w:r>
+      <w:r>
+        <w:rPr>
+          <w:i/>
+          <w:iCs/>
+        </w:rPr>
+        <w:t xml:space="preserve">not</w:t>
+      </w:r>
+      <w:r>
+        <w:t xml:space="preserve"> </w:t>
+      </w:r>
+      <w:r>
+        <w:t xml:space="preserve">regenerated, so add/move its row by hand.</w:t>
+      </w:r>
+    </w:p>
+    <w:p>
+      <w:pPr>
+        <w:pStyle w:val="FirstParagraph"/>
+      </w:pPr>
+      <w:r>
+        <w:t xml:space="preserve">Both must end up in the same order as the</w:t>
+      </w:r>
+      <w:r>
+        <w:t xml:space="preserve"> </w:t>
+      </w:r>
+      <w:r>
+        <w:rPr>
+          <w:rStyle w:val="VerbatimChar"/>
+        </w:rPr>
+        <w:t xml:space="preserve">## Change details</w:t>
+      </w:r>
+      <w:r>
+        <w:t xml:space="preserve"> </w:t>
+      </w:r>
+      <w:r>
+        <w:t xml:space="preserve">body (</w:t>
+      </w:r>
+      <w:r>
+        <w:rPr>
+          <w:rStyle w:val="VerbatimChar"/>
+        </w:rPr>
+        <w:t xml:space="preserve">NN, NN-1, …, 1</w:t>
+      </w:r>
+      <w:r>
+        <w:t xml:space="preserve">). When you add or renumber a section, update the summary table in the same pass (same position, same number), then run</w:t>
       </w:r>
       <w:r>
         <w:t xml:space="preserve"> </w:t>
@@ -1383,7 +1519,7 @@
         <w:t xml:space="preserve"> </w:t>
       </w:r>
       <w:r>
-        <w:t xml:space="preserve">for this file (see below).</w:t>
+        <w:t xml:space="preserve">to regenerate the TOC.</w:t>
       </w:r>
     </w:p>
     <w:bookmarkEnd w:id="14"/>
@@ -1393,7 +1529,7 @@
         <w:pStyle w:val="Heading2"/>
       </w:pPr>
       <w:r>
-        <w:t xml:space="preserve">DO NOT run</w:t>
+        <w:t xml:space="preserve">Running</w:t>
       </w:r>
       <w:r>
         <w:t xml:space="preserve"> </w:t>
@@ -1408,7 +1544,7 @@
         <w:t xml:space="preserve"> </w:t>
       </w:r>
       <w:r>
-        <w:t xml:space="preserve">on this file</w:t>
+        <w:t xml:space="preserve">(this is how the TOC is regenerated)</w:t>
       </w:r>
     </w:p>
     <w:p>
@@ -1437,7 +1573,34 @@
         <w:t xml:space="preserve">bitbucket-md-anchor-toc.ps1</w:t>
       </w:r>
       <w:r>
-        <w:t xml:space="preserve">, which is a validator/fixer that:</w:t>
+        <w:t xml:space="preserve"> </w:t>
+      </w:r>
+      <w:r>
+        <w:t xml:space="preserve">→</w:t>
+      </w:r>
+      <w:r>
+        <w:t xml:space="preserve"> </w:t>
+      </w:r>
+      <w:r>
+        <w:rPr>
+          <w:rStyle w:val="VerbatimChar"/>
+        </w:rPr>
+        <w:t xml:space="preserve">Build-CanonicalContent</w:t>
+      </w:r>
+      <w:r>
+        <w:t xml:space="preserve"> </w:t>
+      </w:r>
+      <w:r>
+        <w:t xml:space="preserve">(</w:t>
+      </w:r>
+      <w:r>
+        <w:rPr>
+          <w:rStyle w:val="VerbatimChar"/>
+        </w:rPr>
+        <w:t xml:space="preserve">scripts/Docs.Common.ps1</w:t>
+      </w:r>
+      <w:r>
+        <w:t xml:space="preserve">), which:</w:t>
       </w:r>
     </w:p>
     <w:p>
@@ -1449,7 +1612,7 @@
         </w:numPr>
       </w:pPr>
       <w:r>
-        <w:t xml:space="preserve">expects exactly one</w:t>
+        <w:t xml:space="preserve">strips the existing</w:t>
       </w:r>
       <w:r>
         <w:t xml:space="preserve"> </w:t>
@@ -1464,7 +1627,7 @@
         <w:t xml:space="preserve"> </w:t>
       </w:r>
       <w:r>
-        <w:t xml:space="preserve">per file and anchors above</w:t>
+        <w:t xml:space="preserve">block and</w:t>
       </w:r>
       <w:r>
         <w:t xml:space="preserve"> </w:t>
@@ -1474,28 +1637,13 @@
           <w:b/>
           <w:bCs/>
         </w:rPr>
-        <w:t xml:space="preserve">every</w:t>
-      </w:r>
-      <w:r>
-        <w:t xml:space="preserve"> </w:t>
-      </w:r>
-      <w:r>
-        <w:rPr>
-          <w:rStyle w:val="VerbatimChar"/>
-        </w:rPr>
-        <w:t xml:space="preserve">H2</w:t>
-      </w:r>
-      <w:r>
-        <w:t xml:space="preserve">/</w:t>
-      </w:r>
-      <w:r>
-        <w:rPr>
-          <w:rStyle w:val="VerbatimChar"/>
-        </w:rPr>
-        <w:t xml:space="preserve">H3</w:t>
-      </w:r>
-      <w:r>
-        <w:t xml:space="preserve">, and</w:t>
+        <w:t xml:space="preserve">regenerates</w:t>
+      </w:r>
+      <w:r>
+        <w:t xml:space="preserve"> </w:t>
+      </w:r>
+      <w:r>
+        <w:t xml:space="preserve">it from the H2/H3 headings — so there is always exactly one TOC, never a duplicate,</w:t>
       </w:r>
     </w:p>
     <w:p>
@@ -1507,107 +1655,185 @@
         </w:numPr>
       </w:pPr>
       <w:r>
-        <w:t xml:space="preserve">appends its own auto-generated TOC/nested headings.</w:t>
-      </w:r>
-    </w:p>
-    <w:p>
-      <w:pPr>
-        <w:pStyle w:val="FirstParagraph"/>
-      </w:pPr>
-      <w:r>
-        <w:rPr>
-          <w:rStyle w:val="VerbatimChar"/>
-        </w:rPr>
-        <w:t xml:space="preserve">recent-changes.md</w:t>
-      </w:r>
-      <w:r>
-        <w:t xml:space="preserve"> </w:t>
-      </w:r>
-      <w:r>
-        <w:t xml:space="preserve">uses a</w:t>
-      </w:r>
-      <w:r>
-        <w:t xml:space="preserve"> </w:t>
-      </w:r>
+        <w:t xml:space="preserve">places an</w:t>
+      </w:r>
+      <w:r>
+        <w:t xml:space="preserve"> </w:t>
+      </w:r>
+      <w:r>
+        <w:rPr>
+          <w:rStyle w:val="VerbatimChar"/>
+        </w:rPr>
+        <w:t xml:space="preserve">&lt;a id="…"&gt;&lt;/a&gt;</w:t>
+      </w:r>
+      <w:r>
+        <w:t xml:space="preserve"> </w:t>
+      </w:r>
+      <w:r>
+        <w:t xml:space="preserve">above every</w:t>
+      </w:r>
+      <w:r>
+        <w:t xml:space="preserve"> </w:t>
+      </w:r>
+      <w:r>
+        <w:rPr>
+          <w:rStyle w:val="VerbatimChar"/>
+        </w:rPr>
+        <w:t xml:space="preserve">H2</w:t>
+      </w:r>
+      <w:r>
+        <w:t xml:space="preserve">/</w:t>
+      </w:r>
+      <w:r>
+        <w:rPr>
+          <w:rStyle w:val="VerbatimChar"/>
+        </w:rPr>
+        <w:t xml:space="preserve">H3</w:t>
+      </w:r>
+      <w:r>
+        <w:t xml:space="preserve">,</w:t>
+      </w:r>
+    </w:p>
+    <w:p>
+      <w:pPr>
+        <w:pStyle w:val="Compact"/>
+        <w:numPr>
+          <w:ilvl w:val="0"/>
+          <w:numId w:val="1008"/>
+        </w:numPr>
+      </w:pPr>
       <w:r>
         <w:rPr>
           <w:b/>
           <w:bCs/>
         </w:rPr>
-        <w:t xml:space="preserve">hand-maintained</w:t>
-      </w:r>
-      <w:r>
-        <w:t xml:space="preserve"> </w:t>
-      </w:r>
-      <w:r>
-        <w:t xml:space="preserve">flat TOC plus manually-numbered</w:t>
-      </w:r>
-      <w:r>
-        <w:t xml:space="preserve"> </w:t>
-      </w:r>
-      <w:r>
-        <w:rPr>
-          <w:rStyle w:val="VerbatimChar"/>
-        </w:rPr>
-        <w:t xml:space="preserve">&lt;a name="…-NN"&gt;</w:t>
-      </w:r>
-      <w:r>
-        <w:t xml:space="preserve"> </w:t>
-      </w:r>
-      <w:r>
-        <w:t xml:space="preserve">sub-anchors (not heading-derived ids), so running</w:t>
-      </w:r>
-      <w:r>
-        <w:t xml:space="preserve"> </w:t>
-      </w:r>
-      <w:r>
-        <w:rPr>
-          <w:rStyle w:val="VerbatimChar"/>
-        </w:rPr>
-        <w:t xml:space="preserve">add-anchors</w:t>
-      </w:r>
-      <w:r>
-        <w:t xml:space="preserve"> </w:t>
-      </w:r>
-      <w:r>
-        <w:t xml:space="preserve">here produces a</w:t>
-      </w:r>
-      <w:r>
-        <w:t xml:space="preserve"> </w:t>
-      </w:r>
+        <w:t xml:space="preserve">sorts numbered runs</w:t>
+      </w:r>
+      <w:r>
+        <w:t xml:space="preserve"> </w:t>
+      </w:r>
+      <w:r>
+        <w:t xml:space="preserve">(</w:t>
+      </w:r>
+      <w:r>
+        <w:rPr>
+          <w:rStyle w:val="VerbatimChar"/>
+        </w:rPr>
+        <w:t xml:space="preserve">NN) …</w:t>
+      </w:r>
+      <w:r>
+        <w:t xml:space="preserve">) newest/highest first via</w:t>
+      </w:r>
+      <w:r>
+        <w:t xml:space="preserve"> </w:t>
+      </w:r>
+      <w:r>
+        <w:rPr>
+          <w:rStyle w:val="VerbatimChar"/>
+        </w:rPr>
+        <w:t xml:space="preserve">Sort-NumberedTocRuns</w:t>
+      </w:r>
+      <w:r>
+        <w:t xml:space="preserve">. The direction is inferred from the run’s own first vs last number, so an ascending procedural doc (</w:t>
+      </w:r>
+      <w:r>
+        <w:rPr>
+          <w:rStyle w:val="VerbatimChar"/>
+        </w:rPr>
+        <w:t xml:space="preserve">1..N</w:t>
+      </w:r>
+      <w:r>
+        <w:t xml:space="preserve">) is left alone,</w:t>
+      </w:r>
+    </w:p>
+    <w:p>
+      <w:pPr>
+        <w:pStyle w:val="Compact"/>
+        <w:numPr>
+          <w:ilvl w:val="0"/>
+          <w:numId w:val="1008"/>
+        </w:numPr>
+      </w:pPr>
       <w:r>
         <w:rPr>
           <w:b/>
           <w:bCs/>
         </w:rPr>
-        <w:t xml:space="preserve">duplicate, stale auto-TOC</w:t>
-      </w:r>
-      <w:r>
-        <w:t xml:space="preserve"> </w:t>
-      </w:r>
-      <w:r>
-        <w:t xml:space="preserve">with broken</w:t>
-      </w:r>
-      <w:r>
-        <w:t xml:space="preserve"> </w:t>
-      </w:r>
-      <w:r>
-        <w:rPr>
-          <w:rStyle w:val="VerbatimChar"/>
-        </w:rPr>
-        <w:t xml:space="preserve">href</w:t>
-      </w:r>
-      <w:r>
-        <w:t xml:space="preserve">s (e.g. </w:t>
-      </w:r>
-      <w:r>
-        <w:rPr>
-          <w:rStyle w:val="VerbatimChar"/>
-        </w:rPr>
-        <w:t xml:space="preserve">#root-cause-3</w:t>
-      </w:r>
-      <w:r>
-        <w:t xml:space="preserve">). Instead:</w:t>
+        <w:t xml:space="preserve">preserves</w:t>
+      </w:r>
+      <w:r>
+        <w:t xml:space="preserve"> </w:t>
+      </w:r>
+      <w:r>
+        <w:t xml:space="preserve">the manually-numbered</w:t>
+      </w:r>
+      <w:r>
+        <w:t xml:space="preserve"> </w:t>
+      </w:r>
+      <w:r>
+        <w:rPr>
+          <w:rStyle w:val="VerbatimChar"/>
+        </w:rPr>
+        <w:t xml:space="preserve">&lt;a name="root-cause-NN"&gt;</w:t>
+      </w:r>
+      <w:r>
+        <w:t xml:space="preserve"> </w:t>
+      </w:r>
+      <w:r>
+        <w:t xml:space="preserve">/</w:t>
+      </w:r>
+      <w:r>
+        <w:t xml:space="preserve"> </w:t>
+      </w:r>
+      <w:r>
+        <w:rPr>
+          <w:rStyle w:val="VerbatimChar"/>
+        </w:rPr>
+        <w:t xml:space="preserve">&lt;a name="fix-NN"&gt;</w:t>
+      </w:r>
+      <w:r>
+        <w:t xml:space="preserve"> </w:t>
+      </w:r>
+      <w:r>
+        <w:t xml:space="preserve">/</w:t>
+      </w:r>
+      <w:r>
+        <w:t xml:space="preserve"> </w:t>
+      </w:r>
+      <w:r>
+        <w:rPr>
+          <w:rStyle w:val="VerbatimChar"/>
+        </w:rPr>
+        <w:t xml:space="preserve">&lt;a name="verification-NN"&gt;</w:t>
+      </w:r>
+      <w:r>
+        <w:t xml:space="preserve"> </w:t>
+      </w:r>
+      <w:r>
+        <w:t xml:space="preserve">sub-anchors: they precede</w:t>
+      </w:r>
+      <w:r>
+        <w:t xml:space="preserve"> </w:t>
+      </w:r>
+      <w:r>
+        <w:rPr>
+          <w:rStyle w:val="VerbatimChar"/>
+        </w:rPr>
+        <w:t xml:space="preserve">####</w:t>
+      </w:r>
+      <w:r>
+        <w:t xml:space="preserve"> </w:t>
+      </w:r>
+      <w:r>
+        <w:t xml:space="preserve">headings, and only H2/H3 anchors are regenerated.</w:t>
+      </w:r>
+    </w:p>
+    <w:p>
+      <w:pPr>
+        <w:pStyle w:val="FirstParagraph"/>
+      </w:pPr>
+      <w:r>
+        <w:t xml:space="preserve">It is idempotent — re-running makes no further changes once the file is canonical.</w:t>
       </w:r>
     </w:p>
     <w:p>
@@ -1619,22 +1845,22 @@
         </w:numPr>
       </w:pPr>
       <w:r>
-        <w:t xml:space="preserve">Keep the manual</w:t>
-      </w:r>
-      <w:r>
-        <w:t xml:space="preserve"> </w:t>
-      </w:r>
-      <w:r>
-        <w:rPr>
-          <w:rStyle w:val="VerbatimChar"/>
-        </w:rPr>
-        <w:t xml:space="preserve">## Table of Contents</w:t>
-      </w:r>
-      <w:r>
-        <w:t xml:space="preserve"> </w:t>
-      </w:r>
-      <w:r>
-        <w:t xml:space="preserve">block in sync by hand (per the template above).</w:t>
+        <w:t xml:space="preserve">Run</w:t>
+      </w:r>
+      <w:r>
+        <w:t xml:space="preserve"> </w:t>
+      </w:r>
+      <w:r>
+        <w:rPr>
+          <w:rStyle w:val="VerbatimChar"/>
+        </w:rPr>
+        <w:t xml:space="preserve">make fix-docs</w:t>
+      </w:r>
+      <w:r>
+        <w:t xml:space="preserve"> </w:t>
+      </w:r>
+      <w:r>
+        <w:t xml:space="preserve">after adding/renumbering a section to regenerate the TOC.</w:t>
       </w:r>
     </w:p>
     <w:p>
@@ -1951,7 +2177,7 @@
           <w:b/>
           <w:bCs/>
         </w:rPr>
-        <w:t xml:space="preserve">Order by date, not by number.</w:t>
+        <w:t xml:space="preserve">Newest first = highest number first.</w:t>
       </w:r>
       <w:r>
         <w:t xml:space="preserve"> </w:t>
@@ -1966,10 +2192,25 @@
         <w:rPr>
           <w:rStyle w:val="VerbatimChar"/>
         </w:rPr>
+        <w:t xml:space="preserve">## Change details</w:t>
+      </w:r>
+      <w:r>
+        <w:t xml:space="preserve"> </w:t>
+      </w:r>
+      <w:r>
+        <w:t xml:space="preserve">body, the</w:t>
+      </w:r>
+      <w:r>
+        <w:t xml:space="preserve"> </w:t>
+      </w:r>
+      <w:r>
+        <w:rPr>
+          <w:rStyle w:val="VerbatimChar"/>
+        </w:rPr>
         <w:t xml:space="preserve">## Table of Contents</w:t>
       </w:r>
       <w:r>
-        <w:t xml:space="preserve">, the</w:t>
+        <w:t xml:space="preserve">, and the</w:t>
       </w:r>
       <w:r>
         <w:t xml:space="preserve"> </w:t>
@@ -1984,37 +2225,50 @@
         <w:t xml:space="preserve"> </w:t>
       </w:r>
       <w:r>
-        <w:t xml:space="preserve">table, and the</w:t>
-      </w:r>
-      <w:r>
-        <w:t xml:space="preserve"> </w:t>
-      </w:r>
-      <w:r>
-        <w:rPr>
-          <w:rStyle w:val="VerbatimChar"/>
-        </w:rPr>
-        <w:t xml:space="preserve">## Change details</w:t>
-      </w:r>
-      <w:r>
-        <w:t xml:space="preserve"> </w:t>
-      </w:r>
-      <w:r>
-        <w:t xml:space="preserve">body must all be sorted newest-first by the</w:t>
-      </w:r>
-      <w:r>
-        <w:t xml:space="preserve"> </w:t>
-      </w:r>
-      <w:r>
-        <w:rPr>
-          <w:rStyle w:val="VerbatimChar"/>
-        </w:rPr>
-        <w:t xml:space="preserve">| 2026-… |</w:t>
-      </w:r>
-      <w:r>
-        <w:t xml:space="preserve"> </w:t>
-      </w:r>
-      <w:r>
-        <w:t xml:space="preserve">date.</w:t>
+        <w:t xml:space="preserve">table must</w:t>
+      </w:r>
+      <w:r>
+        <w:t xml:space="preserve"> </w:t>
+      </w:r>
+      <w:r>
+        <w:rPr>
+          <w:b/>
+          <w:bCs/>
+        </w:rPr>
+        <w:t xml:space="preserve">all</w:t>
+      </w:r>
+      <w:r>
+        <w:t xml:space="preserve"> </w:t>
+      </w:r>
+      <w:r>
+        <w:t xml:space="preserve">read</w:t>
+      </w:r>
+      <w:r>
+        <w:t xml:space="preserve"> </w:t>
+      </w:r>
+      <w:r>
+        <w:rPr>
+          <w:rStyle w:val="VerbatimChar"/>
+        </w:rPr>
+        <w:t xml:space="preserve">NN, NN-1, …, 2, 1</w:t>
+      </w:r>
+      <w:r>
+        <w:t xml:space="preserve"> </w:t>
+      </w:r>
+      <w:r>
+        <w:t xml:space="preserve">top-to-bottom (currently</w:t>
+      </w:r>
+      <w:r>
+        <w:t xml:space="preserve"> </w:t>
+      </w:r>
+      <w:r>
+        <w:rPr>
+          <w:rStyle w:val="VerbatimChar"/>
+        </w:rPr>
+        <w:t xml:space="preserve">38, 37, …, 1</w:t>
+      </w:r>
+      <w:r>
+        <w:t xml:space="preserve">). The number is the sequence — date each entry, but order by number.</w:t>
       </w:r>
     </w:p>
     <w:p>
@@ -2030,6 +2284,53 @@
           <w:b/>
           <w:bCs/>
         </w:rPr>
+        <w:t xml:space="preserve">Keep the body physically in that order.</w:t>
+      </w:r>
+      <w:r>
+        <w:t xml:space="preserve"> </w:t>
+      </w:r>
+      <w:r>
+        <w:t xml:space="preserve">The TOC is generated from the headings and normalised by</w:t>
+      </w:r>
+      <w:r>
+        <w:t xml:space="preserve"> </w:t>
+      </w:r>
+      <w:r>
+        <w:rPr>
+          <w:rStyle w:val="VerbatimChar"/>
+        </w:rPr>
+        <w:t xml:space="preserve">Sort-NumberedTocRuns</w:t>
+      </w:r>
+      <w:r>
+        <w:t xml:space="preserve">, so a scrambled body would still produce a sorted TOC — but the document has to read in order top-to-bottom, so fix the</w:t>
+      </w:r>
+      <w:r>
+        <w:t xml:space="preserve"> </w:t>
+      </w:r>
+      <w:r>
+        <w:rPr>
+          <w:b/>
+          <w:bCs/>
+        </w:rPr>
+        <w:t xml:space="preserve">body</w:t>
+      </w:r>
+      <w:r>
+        <w:t xml:space="preserve">, not just the TOC.</w:t>
+      </w:r>
+    </w:p>
+    <w:p>
+      <w:pPr>
+        <w:pStyle w:val="Compact"/>
+        <w:numPr>
+          <w:ilvl w:val="0"/>
+          <w:numId w:val="1011"/>
+        </w:numPr>
+      </w:pPr>
+      <w:r>
+        <w:rPr>
+          <w:b/>
+          <w:bCs/>
+        </w:rPr>
         <w:t xml:space="preserve">Contiguous numbers</w:t>
       </w:r>
       <w:r>
@@ -2045,13 +2346,13 @@
         <w:rPr>
           <w:rStyle w:val="VerbatimChar"/>
         </w:rPr>
-        <w:t xml:space="preserve">32, 31, 30, …, 2, 1</w:t>
-      </w:r>
-      <w:r>
-        <w:t xml:space="preserve"> </w:t>
-      </w:r>
-      <w:r>
-        <w:t xml:space="preserve">top-to-bottom. If they don’t, renumber.</w:t>
+        <w:t xml:space="preserve">38, 37, 36, …, 2, 1</w:t>
+      </w:r>
+      <w:r>
+        <w:t xml:space="preserve"> </w:t>
+      </w:r>
+      <w:r>
+        <w:t xml:space="preserve">with no gaps. If they don’t, renumber.</w:t>
       </w:r>
     </w:p>
     <w:p>

--- a/docx/recent-changes-maintenance.docx
+++ b/docx/recent-changes-maintenance.docx
@@ -349,7 +349,7 @@
         <w:t xml:space="preserve"> </w:t>
       </w:r>
       <w:r>
-        <w:t xml:space="preserve">(at the bottom).</w:t>
+        <w:t xml:space="preserve">(at the bottom). A change log is not an ascending history list.</w:t>
       </w:r>
     </w:p>
     <w:p>
@@ -497,7 +497,7 @@
         <w:t xml:space="preserve"> </w:t>
       </w:r>
       <w:r>
-        <w:t xml:space="preserve">(newest first).</w:t>
+        <w:t xml:space="preserve">(newest first); never append it after the oldest section.</w:t>
       </w:r>
     </w:p>
     <w:p>
@@ -525,7 +525,7 @@
         <w:t xml:space="preserve"> </w:t>
       </w:r>
       <w:r>
-        <w:t xml:space="preserve">(e.g. after §38 → §39).</w:t>
+        <w:t xml:space="preserve">(e.g. after §54 → §55).</w:t>
       </w:r>
     </w:p>
     <w:p>
@@ -2265,7 +2265,7 @@
         <w:rPr>
           <w:rStyle w:val="VerbatimChar"/>
         </w:rPr>
-        <w:t xml:space="preserve">38, 37, …, 1</w:t>
+        <w:t xml:space="preserve">55, 54, …, 1</w:t>
       </w:r>
       <w:r>
         <w:t xml:space="preserve">). The number is the sequence — date each entry, but order by number.</w:t>
@@ -2346,7 +2346,7 @@
         <w:rPr>
           <w:rStyle w:val="VerbatimChar"/>
         </w:rPr>
-        <w:t xml:space="preserve">38, 37, 36, …, 2, 1</w:t>
+        <w:t xml:space="preserve">55, 54, 53, …, 2, 1</w:t>
       </w:r>
       <w:r>
         <w:t xml:space="preserve"> </w:t>
